--- a/contract_template.docx
+++ b/contract_template.docx
@@ -1704,7 +1704,7 @@
           <w:vertAlign w:val="baseline"/>
           <w:rtl w:val="0"/>
         </w:rPr>
-        <w:t xml:space="preserve">______________________________  ____________       </w:t>
+        <w:t>[signature:assignor___]  [date:assignor___]</w:t>
       </w:r>
     </w:p>
     <w:p>
@@ -1820,8 +1820,7 @@
           <w:vertAlign w:val="baseline"/>
           <w:rtl w:val="0"/>
         </w:rPr>
-        <w:t xml:space="preserve">_______________________________  ___________        </w:t>
-        <w:tab/>
+        <w:t>[signature:assignee___]  [date:assignee___]</w:t>
       </w:r>
     </w:p>
     <w:p>

--- a/contract_template.docx
+++ b/contract_template.docx
@@ -1704,7 +1704,7 @@
           <w:vertAlign w:val="baseline"/>
           <w:rtl w:val="0"/>
         </w:rPr>
-        <w:t>[signature:assignor___]  [date:assignor___]</w:t>
+        <w:t>[signature:assignor:sig1___]  [date:assignor:dt1___]</w:t>
       </w:r>
     </w:p>
     <w:p>
@@ -1820,7 +1820,7 @@
           <w:vertAlign w:val="baseline"/>
           <w:rtl w:val="0"/>
         </w:rPr>
-        <w:t>[signature:assignee___]  [date:assignee___]</w:t>
+        <w:t>[signature:assignee:sig2___]  [date:assignee:dt2___]</w:t>
       </w:r>
     </w:p>
     <w:p>
